--- a/forms/HACCP_정기과정_교육수강신청서.docx
+++ b/forms/HACCP_정기과정_교육수강신청서.docx
@@ -2552,7 +2552,7 @@
                 <w:sz w:val="18"/>
                 <w:szCs w:val="18"/>
               </w:rPr>
-              <w:t xml:space="preserve">성명, 이메일</w:t>
+              <w:t xml:space="preserve">성명, 이메일, 연락처</w:t>
             </w:r>
           </w:p>
         </w:tc>
